--- a/docs/QueryBook-Prototype-Sync-Report.docx
+++ b/docs/QueryBook-Prototype-Sync-Report.docx
@@ -23,7 +23,7 @@
           <w:b/>
           <w:bCs/>
         </w:rPr>
-        <w:t xml:space="preserve">v9.55</w:t>
+        <w:t xml:space="preserve">v9.56</w:t>
       </w:r>
       <w:r>
         <w:t xml:space="preserve"> · 2026-10-02 · generated from the live feature manifest (</w:t>
@@ -37,7 +37,7 @@
         <w:t xml:space="preserve">qb_features</w:t>
       </w:r>
       <w:r>
-        <w:t xml:space="preserve">), checked against the running app.</w:t>
+        <w:t xml:space="preserve">).</w:t>
       </w:r>
     </w:p>
     <w:p>
@@ -63,7 +63,7 @@
           <w:b/>
           <w:bCs/>
         </w:rPr>
-        <w:t xml:space="preserve">30 subsystems</w:t>
+        <w:t xml:space="preserve">34 subsystems</w:t>
       </w:r>
       <w:r>
         <w:t xml:space="preserve"> cataloged; </w:t>
@@ -73,10 +73,10 @@
           <w:b/>
           <w:bCs/>
         </w:rPr>
-        <w:t xml:space="preserve">30 live</w:t>
+        <w:t xml:space="preserve">34 live</w:t>
       </w:r>
       <w:r>
-        <w:t xml:space="preserve"> (module importable + page present) — 100% in sync.</w:t>
+        <w:t xml:space="preserve"> — 100% in sync.</w:t>
       </w:r>
     </w:p>
     <w:p>
@@ -89,7 +89,7 @@
         <w:spacing w:after="40"/>
       </w:pPr>
       <w:r>
-        <w:t xml:space="preserve">Editions: light 4 · medium 16 · full 27 features (by subsystem).</w:t>
+        <w:t xml:space="preserve">Editions: light 4 · medium 19 · full 30 features.</w:t>
       </w:r>
     </w:p>
     <w:p>
@@ -102,7 +102,17 @@
         <w:spacing w:after="40"/>
       </w:pPr>
       <w:r>
-        <w:t xml:space="preserve">Registry coverage (enumerated [001]–[226]): 75 Included · 31 Partial · 120 Missing (see the audit workbook).</w:t>
+        <w:t xml:space="preserve">Registry coverage (enumerated [001]–[226]): </w:t>
+      </w:r>
+      <w:r>
+        <w:rPr>
+          <w:b/>
+          <w:bCs/>
+        </w:rPr>
+        <w:t xml:space="preserve">100 Included · 30 Partial · 96 Missing</w:t>
+      </w:r>
+      <w:r>
+        <w:t xml:space="preserve"> (up from 75/31/120).</w:t>
       </w:r>
     </w:p>
     <w:p>
@@ -115,7 +125,7 @@
         <w:spacing w:after="40"/>
       </w:pPr>
       <w:r>
-        <w:t xml:space="preserve">Drift fixed this pass: the editions manifest now includes Scene Reconstructor, query understanding, ontology, assessment, rights and the integrity ledger; the home page shows the full live capability catalog; versions unified to v9.55; Reconstructor linked in navigation.</w:t>
+        <w:t xml:space="preserve">This pass built the Education UI subsystems (Learner, Educator, Collaboration) and the multi-tenant SaaS admin console — the audit's largest former Missing block.</w:t>
       </w:r>
     </w:p>
     <w:p>
@@ -124,7 +134,7 @@
         <w:spacing w:after="90" w:before="220"/>
       </w:pPr>
       <w:r>
-        <w:t xml:space="preserve">Traceability matrix (subsystem → Registry → module → endpoints → page → status)</w:t>
+        <w:t xml:space="preserve">Traceability matrix</w:t>
       </w:r>
     </w:p>
     <w:tbl>
@@ -268,7 +278,7 @@
                 <w:b/>
                 <w:bCs/>
               </w:rPr>
-              <w:t xml:space="preserve">Primary endpoint</w:t>
+              <w:t xml:space="preserve">Endpoint</w:t>
             </w:r>
           </w:p>
         </w:tc>
@@ -3037,102 +3047,102 @@
               <w:spacing w:after="0"/>
             </w:pPr>
             <w:r>
-              <w:t xml:space="preserve">Ontology / concept graph</w:t>
-            </w:r>
-          </w:p>
-        </w:tc>
-        <w:tc>
-          <w:tcPr>
-            <w:tcW w:type="dxa" w:w="1337"/>
-            <w:tcMar>
-              <w:top w:type="dxa" w:w="40"/>
-              <w:left w:type="dxa" w:w="80"/>
-              <w:bottom w:type="dxa" w:w="40"/>
-              <w:right w:type="dxa" w:w="80"/>
-            </w:tcMar>
-          </w:tcPr>
-          <w:p>
-            <w:pPr>
-              <w:spacing w:after="0"/>
-            </w:pPr>
-            <w:r>
-              <w:t xml:space="preserve">knowledge</w:t>
-            </w:r>
-          </w:p>
-        </w:tc>
-        <w:tc>
-          <w:tcPr>
-            <w:tcW w:type="dxa" w:w="1337"/>
-            <w:tcMar>
-              <w:top w:type="dxa" w:w="40"/>
-              <w:left w:type="dxa" w:w="80"/>
-              <w:bottom w:type="dxa" w:w="40"/>
-              <w:right w:type="dxa" w:w="80"/>
-            </w:tcMar>
-          </w:tcPr>
-          <w:p>
-            <w:pPr>
-              <w:spacing w:after="0"/>
-            </w:pPr>
-            <w:r>
-              <w:t xml:space="preserve">[068]-[080]</w:t>
-            </w:r>
-          </w:p>
-        </w:tc>
-        <w:tc>
-          <w:tcPr>
-            <w:tcW w:type="dxa" w:w="1337"/>
-            <w:tcMar>
-              <w:top w:type="dxa" w:w="40"/>
-              <w:left w:type="dxa" w:w="80"/>
-              <w:bottom w:type="dxa" w:w="40"/>
-              <w:right w:type="dxa" w:w="80"/>
-            </w:tcMar>
-          </w:tcPr>
-          <w:p>
-            <w:pPr>
-              <w:spacing w:after="0"/>
-            </w:pPr>
-            <w:r>
-              <w:t xml:space="preserve">qb_ontology</w:t>
-            </w:r>
-          </w:p>
-        </w:tc>
-        <w:tc>
-          <w:tcPr>
-            <w:tcW w:type="dxa" w:w="1337"/>
-            <w:tcMar>
-              <w:top w:type="dxa" w:w="40"/>
-              <w:left w:type="dxa" w:w="80"/>
-              <w:bottom w:type="dxa" w:w="40"/>
-              <w:right w:type="dxa" w:w="80"/>
-            </w:tcMar>
-          </w:tcPr>
-          <w:p>
-            <w:pPr>
-              <w:spacing w:after="0"/>
-            </w:pPr>
-            <w:r>
-              <w:t xml:space="preserve">/api/ontology</w:t>
-            </w:r>
-          </w:p>
-        </w:tc>
-        <w:tc>
-          <w:tcPr>
-            <w:tcW w:type="dxa" w:w="1337"/>
-            <w:tcMar>
-              <w:top w:type="dxa" w:w="40"/>
-              <w:left w:type="dxa" w:w="80"/>
-              <w:bottom w:type="dxa" w:w="40"/>
-              <w:right w:type="dxa" w:w="80"/>
-            </w:tcMar>
-          </w:tcPr>
-          <w:p>
-            <w:pPr>
-              <w:spacing w:after="0"/>
-            </w:pPr>
-            <w:r>
-              <w:t xml:space="preserve">—</w:t>
+              <w:t xml:space="preserve">Learner / Reader experience (lessons, quiz, mastery)</w:t>
+            </w:r>
+          </w:p>
+        </w:tc>
+        <w:tc>
+          <w:tcPr>
+            <w:tcW w:type="dxa" w:w="1337"/>
+            <w:tcMar>
+              <w:top w:type="dxa" w:w="40"/>
+              <w:left w:type="dxa" w:w="80"/>
+              <w:bottom w:type="dxa" w:w="40"/>
+              <w:right w:type="dxa" w:w="80"/>
+            </w:tcMar>
+          </w:tcPr>
+          <w:p>
+            <w:pPr>
+              <w:spacing w:after="0"/>
+            </w:pPr>
+            <w:r>
+              <w:t xml:space="preserve">education</w:t>
+            </w:r>
+          </w:p>
+        </w:tc>
+        <w:tc>
+          <w:tcPr>
+            <w:tcW w:type="dxa" w:w="1337"/>
+            <w:tcMar>
+              <w:top w:type="dxa" w:w="40"/>
+              <w:left w:type="dxa" w:w="80"/>
+              <w:bottom w:type="dxa" w:w="40"/>
+              <w:right w:type="dxa" w:w="80"/>
+            </w:tcMar>
+          </w:tcPr>
+          <w:p>
+            <w:pPr>
+              <w:spacing w:after="0"/>
+            </w:pPr>
+            <w:r>
+              <w:t xml:space="preserve">[081]-[096],[119]-[130]</w:t>
+            </w:r>
+          </w:p>
+        </w:tc>
+        <w:tc>
+          <w:tcPr>
+            <w:tcW w:type="dxa" w:w="1337"/>
+            <w:tcMar>
+              <w:top w:type="dxa" w:w="40"/>
+              <w:left w:type="dxa" w:w="80"/>
+              <w:bottom w:type="dxa" w:w="40"/>
+              <w:right w:type="dxa" w:w="80"/>
+            </w:tcMar>
+          </w:tcPr>
+          <w:p>
+            <w:pPr>
+              <w:spacing w:after="0"/>
+            </w:pPr>
+            <w:r>
+              <w:t xml:space="preserve">qb_education,qb_assess,qb_ontology</w:t>
+            </w:r>
+          </w:p>
+        </w:tc>
+        <w:tc>
+          <w:tcPr>
+            <w:tcW w:type="dxa" w:w="1337"/>
+            <w:tcMar>
+              <w:top w:type="dxa" w:w="40"/>
+              <w:left w:type="dxa" w:w="80"/>
+              <w:bottom w:type="dxa" w:w="40"/>
+              <w:right w:type="dxa" w:w="80"/>
+            </w:tcMar>
+          </w:tcPr>
+          <w:p>
+            <w:pPr>
+              <w:spacing w:after="0"/>
+            </w:pPr>
+            <w:r>
+              <w:t xml:space="preserve">/api/edu/lesson</w:t>
+            </w:r>
+          </w:p>
+        </w:tc>
+        <w:tc>
+          <w:tcPr>
+            <w:tcW w:type="dxa" w:w="1337"/>
+            <w:tcMar>
+              <w:top w:type="dxa" w:w="40"/>
+              <w:left w:type="dxa" w:w="80"/>
+              <w:bottom w:type="dxa" w:w="40"/>
+              <w:right w:type="dxa" w:w="80"/>
+            </w:tcMar>
+          </w:tcPr>
+          <w:p>
+            <w:pPr>
+              <w:spacing w:after="0"/>
+            </w:pPr>
+            <w:r>
+              <w:t xml:space="preserve">/learn</w:t>
             </w:r>
           </w:p>
         </w:tc>
@@ -3172,102 +3182,102 @@
               <w:spacing w:after="0"/>
             </w:pPr>
             <w:r>
-              <w:t xml:space="preserve">Assessment + study-guide generator</w:t>
-            </w:r>
-          </w:p>
-        </w:tc>
-        <w:tc>
-          <w:tcPr>
-            <w:tcW w:type="dxa" w:w="1337"/>
-            <w:tcMar>
-              <w:top w:type="dxa" w:w="40"/>
-              <w:left w:type="dxa" w:w="80"/>
-              <w:bottom w:type="dxa" w:w="40"/>
-              <w:right w:type="dxa" w:w="80"/>
-            </w:tcMar>
-          </w:tcPr>
-          <w:p>
-            <w:pPr>
-              <w:spacing w:after="0"/>
-            </w:pPr>
-            <w:r>
-              <w:t xml:space="preserve">knowledge</w:t>
-            </w:r>
-          </w:p>
-        </w:tc>
-        <w:tc>
-          <w:tcPr>
-            <w:tcW w:type="dxa" w:w="1337"/>
-            <w:tcMar>
-              <w:top w:type="dxa" w:w="40"/>
-              <w:left w:type="dxa" w:w="80"/>
-              <w:bottom w:type="dxa" w:w="40"/>
-              <w:right w:type="dxa" w:w="80"/>
-            </w:tcMar>
-          </w:tcPr>
-          <w:p>
-            <w:pPr>
-              <w:spacing w:after="0"/>
-            </w:pPr>
-            <w:r>
-              <w:t xml:space="preserve">[081]-[096]</w:t>
-            </w:r>
-          </w:p>
-        </w:tc>
-        <w:tc>
-          <w:tcPr>
-            <w:tcW w:type="dxa" w:w="1337"/>
-            <w:tcMar>
-              <w:top w:type="dxa" w:w="40"/>
-              <w:left w:type="dxa" w:w="80"/>
-              <w:bottom w:type="dxa" w:w="40"/>
-              <w:right w:type="dxa" w:w="80"/>
-            </w:tcMar>
-          </w:tcPr>
-          <w:p>
-            <w:pPr>
-              <w:spacing w:after="0"/>
-            </w:pPr>
-            <w:r>
-              <w:t xml:space="preserve">qb_assess</w:t>
-            </w:r>
-          </w:p>
-        </w:tc>
-        <w:tc>
-          <w:tcPr>
-            <w:tcW w:type="dxa" w:w="1337"/>
-            <w:tcMar>
-              <w:top w:type="dxa" w:w="40"/>
-              <w:left w:type="dxa" w:w="80"/>
-              <w:bottom w:type="dxa" w:w="40"/>
-              <w:right w:type="dxa" w:w="80"/>
-            </w:tcMar>
-          </w:tcPr>
-          <w:p>
-            <w:pPr>
-              <w:spacing w:after="0"/>
-            </w:pPr>
-            <w:r>
-              <w:t xml:space="preserve">/api/assess</w:t>
-            </w:r>
-          </w:p>
-        </w:tc>
-        <w:tc>
-          <w:tcPr>
-            <w:tcW w:type="dxa" w:w="1337"/>
-            <w:tcMar>
-              <w:top w:type="dxa" w:w="40"/>
-              <w:left w:type="dxa" w:w="80"/>
-              <w:bottom w:type="dxa" w:w="40"/>
-              <w:right w:type="dxa" w:w="80"/>
-            </w:tcMar>
-          </w:tcPr>
-          <w:p>
-            <w:pPr>
-              <w:spacing w:after="0"/>
-            </w:pPr>
-            <w:r>
-              <w:t xml:space="preserve">—</w:t>
+              <w:t xml:space="preserve">Educator analytics dashboard (class/cohort mastery)</w:t>
+            </w:r>
+          </w:p>
+        </w:tc>
+        <w:tc>
+          <w:tcPr>
+            <w:tcW w:type="dxa" w:w="1337"/>
+            <w:tcMar>
+              <w:top w:type="dxa" w:w="40"/>
+              <w:left w:type="dxa" w:w="80"/>
+              <w:bottom w:type="dxa" w:w="40"/>
+              <w:right w:type="dxa" w:w="80"/>
+            </w:tcMar>
+          </w:tcPr>
+          <w:p>
+            <w:pPr>
+              <w:spacing w:after="0"/>
+            </w:pPr>
+            <w:r>
+              <w:t xml:space="preserve">education</w:t>
+            </w:r>
+          </w:p>
+        </w:tc>
+        <w:tc>
+          <w:tcPr>
+            <w:tcW w:type="dxa" w:w="1337"/>
+            <w:tcMar>
+              <w:top w:type="dxa" w:w="40"/>
+              <w:left w:type="dxa" w:w="80"/>
+              <w:bottom w:type="dxa" w:w="40"/>
+              <w:right w:type="dxa" w:w="80"/>
+            </w:tcMar>
+          </w:tcPr>
+          <w:p>
+            <w:pPr>
+              <w:spacing w:after="0"/>
+            </w:pPr>
+            <w:r>
+              <w:t xml:space="preserve">[131]-[145]</w:t>
+            </w:r>
+          </w:p>
+        </w:tc>
+        <w:tc>
+          <w:tcPr>
+            <w:tcW w:type="dxa" w:w="1337"/>
+            <w:tcMar>
+              <w:top w:type="dxa" w:w="40"/>
+              <w:left w:type="dxa" w:w="80"/>
+              <w:bottom w:type="dxa" w:w="40"/>
+              <w:right w:type="dxa" w:w="80"/>
+            </w:tcMar>
+          </w:tcPr>
+          <w:p>
+            <w:pPr>
+              <w:spacing w:after="0"/>
+            </w:pPr>
+            <w:r>
+              <w:t xml:space="preserve">qb_education</w:t>
+            </w:r>
+          </w:p>
+        </w:tc>
+        <w:tc>
+          <w:tcPr>
+            <w:tcW w:type="dxa" w:w="1337"/>
+            <w:tcMar>
+              <w:top w:type="dxa" w:w="40"/>
+              <w:left w:type="dxa" w:w="80"/>
+              <w:bottom w:type="dxa" w:w="40"/>
+              <w:right w:type="dxa" w:w="80"/>
+            </w:tcMar>
+          </w:tcPr>
+          <w:p>
+            <w:pPr>
+              <w:spacing w:after="0"/>
+            </w:pPr>
+            <w:r>
+              <w:t xml:space="preserve">/api/edu/class</w:t>
+            </w:r>
+          </w:p>
+        </w:tc>
+        <w:tc>
+          <w:tcPr>
+            <w:tcW w:type="dxa" w:w="1337"/>
+            <w:tcMar>
+              <w:top w:type="dxa" w:w="40"/>
+              <w:left w:type="dxa" w:w="80"/>
+              <w:bottom w:type="dxa" w:w="40"/>
+              <w:right w:type="dxa" w:w="80"/>
+            </w:tcMar>
+          </w:tcPr>
+          <w:p>
+            <w:pPr>
+              <w:spacing w:after="0"/>
+            </w:pPr>
+            <w:r>
+              <w:t xml:space="preserve">/educator</w:t>
             </w:r>
           </w:p>
         </w:tc>
@@ -3307,102 +3317,102 @@
               <w:spacing w:after="0"/>
             </w:pPr>
             <w:r>
-              <w:t xml:space="preserve">Licensing &amp; rights gate</w:t>
-            </w:r>
-          </w:p>
-        </w:tc>
-        <w:tc>
-          <w:tcPr>
-            <w:tcW w:type="dxa" w:w="1337"/>
-            <w:tcMar>
-              <w:top w:type="dxa" w:w="40"/>
-              <w:left w:type="dxa" w:w="80"/>
-              <w:bottom w:type="dxa" w:w="40"/>
-              <w:right w:type="dxa" w:w="80"/>
-            </w:tcMar>
-          </w:tcPr>
-          <w:p>
-            <w:pPr>
-              <w:spacing w:after="0"/>
-            </w:pPr>
-            <w:r>
-              <w:t xml:space="preserve">integrity</w:t>
-            </w:r>
-          </w:p>
-        </w:tc>
-        <w:tc>
-          <w:tcPr>
-            <w:tcW w:type="dxa" w:w="1337"/>
-            <w:tcMar>
-              <w:top w:type="dxa" w:w="40"/>
-              <w:left w:type="dxa" w:w="80"/>
-              <w:bottom w:type="dxa" w:w="40"/>
-              <w:right w:type="dxa" w:w="80"/>
-            </w:tcMar>
-          </w:tcPr>
-          <w:p>
-            <w:pPr>
-              <w:spacing w:after="0"/>
-            </w:pPr>
-            <w:r>
-              <w:t xml:space="preserve">[097]-[108]</w:t>
-            </w:r>
-          </w:p>
-        </w:tc>
-        <w:tc>
-          <w:tcPr>
-            <w:tcW w:type="dxa" w:w="1337"/>
-            <w:tcMar>
-              <w:top w:type="dxa" w:w="40"/>
-              <w:left w:type="dxa" w:w="80"/>
-              <w:bottom w:type="dxa" w:w="40"/>
-              <w:right w:type="dxa" w:w="80"/>
-            </w:tcMar>
-          </w:tcPr>
-          <w:p>
-            <w:pPr>
-              <w:spacing w:after="0"/>
-            </w:pPr>
-            <w:r>
-              <w:t xml:space="preserve">qb_rights</w:t>
-            </w:r>
-          </w:p>
-        </w:tc>
-        <w:tc>
-          <w:tcPr>
-            <w:tcW w:type="dxa" w:w="1337"/>
-            <w:tcMar>
-              <w:top w:type="dxa" w:w="40"/>
-              <w:left w:type="dxa" w:w="80"/>
-              <w:bottom w:type="dxa" w:w="40"/>
-              <w:right w:type="dxa" w:w="80"/>
-            </w:tcMar>
-          </w:tcPr>
-          <w:p>
-            <w:pPr>
-              <w:spacing w:after="0"/>
-            </w:pPr>
-            <w:r>
-              <w:t xml:space="preserve">/api/rights/grant</w:t>
-            </w:r>
-          </w:p>
-        </w:tc>
-        <w:tc>
-          <w:tcPr>
-            <w:tcW w:type="dxa" w:w="1337"/>
-            <w:tcMar>
-              <w:top w:type="dxa" w:w="40"/>
-              <w:left w:type="dxa" w:w="80"/>
-              <w:bottom w:type="dxa" w:w="40"/>
-              <w:right w:type="dxa" w:w="80"/>
-            </w:tcMar>
-          </w:tcPr>
-          <w:p>
-            <w:pPr>
-              <w:spacing w:after="0"/>
-            </w:pPr>
-            <w:r>
-              <w:t xml:space="preserve">—</w:t>
+              <w:t xml:space="preserve">Collaboration workspace (annotations/threads/resources)</w:t>
+            </w:r>
+          </w:p>
+        </w:tc>
+        <w:tc>
+          <w:tcPr>
+            <w:tcW w:type="dxa" w:w="1337"/>
+            <w:tcMar>
+              <w:top w:type="dxa" w:w="40"/>
+              <w:left w:type="dxa" w:w="80"/>
+              <w:bottom w:type="dxa" w:w="40"/>
+              <w:right w:type="dxa" w:w="80"/>
+            </w:tcMar>
+          </w:tcPr>
+          <w:p>
+            <w:pPr>
+              <w:spacing w:after="0"/>
+            </w:pPr>
+            <w:r>
+              <w:t xml:space="preserve">education</w:t>
+            </w:r>
+          </w:p>
+        </w:tc>
+        <w:tc>
+          <w:tcPr>
+            <w:tcW w:type="dxa" w:w="1337"/>
+            <w:tcMar>
+              <w:top w:type="dxa" w:w="40"/>
+              <w:left w:type="dxa" w:w="80"/>
+              <w:bottom w:type="dxa" w:w="40"/>
+              <w:right w:type="dxa" w:w="80"/>
+            </w:tcMar>
+          </w:tcPr>
+          <w:p>
+            <w:pPr>
+              <w:spacing w:after="0"/>
+            </w:pPr>
+            <w:r>
+              <w:t xml:space="preserve">[146]-[155]</w:t>
+            </w:r>
+          </w:p>
+        </w:tc>
+        <w:tc>
+          <w:tcPr>
+            <w:tcW w:type="dxa" w:w="1337"/>
+            <w:tcMar>
+              <w:top w:type="dxa" w:w="40"/>
+              <w:left w:type="dxa" w:w="80"/>
+              <w:bottom w:type="dxa" w:w="40"/>
+              <w:right w:type="dxa" w:w="80"/>
+            </w:tcMar>
+          </w:tcPr>
+          <w:p>
+            <w:pPr>
+              <w:spacing w:after="0"/>
+            </w:pPr>
+            <w:r>
+              <w:t xml:space="preserve">qb_collab</w:t>
+            </w:r>
+          </w:p>
+        </w:tc>
+        <w:tc>
+          <w:tcPr>
+            <w:tcW w:type="dxa" w:w="1337"/>
+            <w:tcMar>
+              <w:top w:type="dxa" w:w="40"/>
+              <w:left w:type="dxa" w:w="80"/>
+              <w:bottom w:type="dxa" w:w="40"/>
+              <w:right w:type="dxa" w:w="80"/>
+            </w:tcMar>
+          </w:tcPr>
+          <w:p>
+            <w:pPr>
+              <w:spacing w:after="0"/>
+            </w:pPr>
+            <w:r>
+              <w:t xml:space="preserve">/api/collab/resource</w:t>
+            </w:r>
+          </w:p>
+        </w:tc>
+        <w:tc>
+          <w:tcPr>
+            <w:tcW w:type="dxa" w:w="1337"/>
+            <w:tcMar>
+              <w:top w:type="dxa" w:w="40"/>
+              <w:left w:type="dxa" w:w="80"/>
+              <w:bottom w:type="dxa" w:w="40"/>
+              <w:right w:type="dxa" w:w="80"/>
+            </w:tcMar>
+          </w:tcPr>
+          <w:p>
+            <w:pPr>
+              <w:spacing w:after="0"/>
+            </w:pPr>
+            <w:r>
+              <w:t xml:space="preserve">/collab</w:t>
             </w:r>
           </w:p>
         </w:tc>
@@ -3442,83 +3452,83 @@
               <w:spacing w:after="0"/>
             </w:pPr>
             <w:r>
-              <w:t xml:space="preserve">Provenance ledger + UIAS (seal/similarity/proof)</w:t>
-            </w:r>
-          </w:p>
-        </w:tc>
-        <w:tc>
-          <w:tcPr>
-            <w:tcW w:type="dxa" w:w="1337"/>
-            <w:tcMar>
-              <w:top w:type="dxa" w:w="40"/>
-              <w:left w:type="dxa" w:w="80"/>
-              <w:bottom w:type="dxa" w:w="40"/>
-              <w:right w:type="dxa" w:w="80"/>
-            </w:tcMar>
-          </w:tcPr>
-          <w:p>
-            <w:pPr>
-              <w:spacing w:after="0"/>
-            </w:pPr>
-            <w:r>
-              <w:t xml:space="preserve">integrity</w:t>
-            </w:r>
-          </w:p>
-        </w:tc>
-        <w:tc>
-          <w:tcPr>
-            <w:tcW w:type="dxa" w:w="1337"/>
-            <w:tcMar>
-              <w:top w:type="dxa" w:w="40"/>
-              <w:left w:type="dxa" w:w="80"/>
-              <w:bottom w:type="dxa" w:w="40"/>
-              <w:right w:type="dxa" w:w="80"/>
-            </w:tcMar>
-          </w:tcPr>
-          <w:p>
-            <w:pPr>
-              <w:spacing w:after="0"/>
-            </w:pPr>
-            <w:r>
-              <w:t xml:space="preserve">[109]-[118],[204]-[209]</w:t>
-            </w:r>
-          </w:p>
-        </w:tc>
-        <w:tc>
-          <w:tcPr>
-            <w:tcW w:type="dxa" w:w="1337"/>
-            <w:tcMar>
-              <w:top w:type="dxa" w:w="40"/>
-              <w:left w:type="dxa" w:w="80"/>
-              <w:bottom w:type="dxa" w:w="40"/>
-              <w:right w:type="dxa" w:w="80"/>
-            </w:tcMar>
-          </w:tcPr>
-          <w:p>
-            <w:pPr>
-              <w:spacing w:after="0"/>
-            </w:pPr>
-            <w:r>
-              <w:t xml:space="preserve">qb_integrity</w:t>
-            </w:r>
-          </w:p>
-        </w:tc>
-        <w:tc>
-          <w:tcPr>
-            <w:tcW w:type="dxa" w:w="1337"/>
-            <w:tcMar>
-              <w:top w:type="dxa" w:w="40"/>
-              <w:left w:type="dxa" w:w="80"/>
-              <w:bottom w:type="dxa" w:w="40"/>
-              <w:right w:type="dxa" w:w="80"/>
-            </w:tcMar>
-          </w:tcPr>
-          <w:p>
-            <w:pPr>
-              <w:spacing w:after="0"/>
-            </w:pPr>
-            <w:r>
-              <w:t xml:space="preserve">/api/integrity/seal</w:t>
+              <w:t xml:space="preserve">Ontology / concept graph</w:t>
+            </w:r>
+          </w:p>
+        </w:tc>
+        <w:tc>
+          <w:tcPr>
+            <w:tcW w:type="dxa" w:w="1337"/>
+            <w:tcMar>
+              <w:top w:type="dxa" w:w="40"/>
+              <w:left w:type="dxa" w:w="80"/>
+              <w:bottom w:type="dxa" w:w="40"/>
+              <w:right w:type="dxa" w:w="80"/>
+            </w:tcMar>
+          </w:tcPr>
+          <w:p>
+            <w:pPr>
+              <w:spacing w:after="0"/>
+            </w:pPr>
+            <w:r>
+              <w:t xml:space="preserve">knowledge</w:t>
+            </w:r>
+          </w:p>
+        </w:tc>
+        <w:tc>
+          <w:tcPr>
+            <w:tcW w:type="dxa" w:w="1337"/>
+            <w:tcMar>
+              <w:top w:type="dxa" w:w="40"/>
+              <w:left w:type="dxa" w:w="80"/>
+              <w:bottom w:type="dxa" w:w="40"/>
+              <w:right w:type="dxa" w:w="80"/>
+            </w:tcMar>
+          </w:tcPr>
+          <w:p>
+            <w:pPr>
+              <w:spacing w:after="0"/>
+            </w:pPr>
+            <w:r>
+              <w:t xml:space="preserve">[068]-[080]</w:t>
+            </w:r>
+          </w:p>
+        </w:tc>
+        <w:tc>
+          <w:tcPr>
+            <w:tcW w:type="dxa" w:w="1337"/>
+            <w:tcMar>
+              <w:top w:type="dxa" w:w="40"/>
+              <w:left w:type="dxa" w:w="80"/>
+              <w:bottom w:type="dxa" w:w="40"/>
+              <w:right w:type="dxa" w:w="80"/>
+            </w:tcMar>
+          </w:tcPr>
+          <w:p>
+            <w:pPr>
+              <w:spacing w:after="0"/>
+            </w:pPr>
+            <w:r>
+              <w:t xml:space="preserve">qb_ontology</w:t>
+            </w:r>
+          </w:p>
+        </w:tc>
+        <w:tc>
+          <w:tcPr>
+            <w:tcW w:type="dxa" w:w="1337"/>
+            <w:tcMar>
+              <w:top w:type="dxa" w:w="40"/>
+              <w:left w:type="dxa" w:w="80"/>
+              <w:bottom w:type="dxa" w:w="40"/>
+              <w:right w:type="dxa" w:w="80"/>
+            </w:tcMar>
+          </w:tcPr>
+          <w:p>
+            <w:pPr>
+              <w:spacing w:after="0"/>
+            </w:pPr>
+            <w:r>
+              <w:t xml:space="preserve">/api/ontology</w:t>
             </w:r>
           </w:p>
         </w:tc>
@@ -3577,83 +3587,83 @@
               <w:spacing w:after="0"/>
             </w:pPr>
             <w:r>
-              <w:t xml:space="preserve">Middleware provenance firewall</w:t>
-            </w:r>
-          </w:p>
-        </w:tc>
-        <w:tc>
-          <w:tcPr>
-            <w:tcW w:type="dxa" w:w="1337"/>
-            <w:tcMar>
-              <w:top w:type="dxa" w:w="40"/>
-              <w:left w:type="dxa" w:w="80"/>
-              <w:bottom w:type="dxa" w:w="40"/>
-              <w:right w:type="dxa" w:w="80"/>
-            </w:tcMar>
-          </w:tcPr>
-          <w:p>
-            <w:pPr>
-              <w:spacing w:after="0"/>
-            </w:pPr>
-            <w:r>
-              <w:t xml:space="preserve">integrity</w:t>
-            </w:r>
-          </w:p>
-        </w:tc>
-        <w:tc>
-          <w:tcPr>
-            <w:tcW w:type="dxa" w:w="1337"/>
-            <w:tcMar>
-              <w:top w:type="dxa" w:w="40"/>
-              <w:left w:type="dxa" w:w="80"/>
-              <w:bottom w:type="dxa" w:w="40"/>
-              <w:right w:type="dxa" w:w="80"/>
-            </w:tcMar>
-          </w:tcPr>
-          <w:p>
-            <w:pPr>
-              <w:spacing w:after="0"/>
-            </w:pPr>
-            <w:r>
-              <w:t xml:space="preserve">AI embodiment</w:t>
-            </w:r>
-          </w:p>
-        </w:tc>
-        <w:tc>
-          <w:tcPr>
-            <w:tcW w:type="dxa" w:w="1337"/>
-            <w:tcMar>
-              <w:top w:type="dxa" w:w="40"/>
-              <w:left w:type="dxa" w:w="80"/>
-              <w:bottom w:type="dxa" w:w="40"/>
-              <w:right w:type="dxa" w:w="80"/>
-            </w:tcMar>
-          </w:tcPr>
-          <w:p>
-            <w:pPr>
-              <w:spacing w:after="0"/>
-            </w:pPr>
-            <w:r>
-              <w:t xml:space="preserve">qb_middleware</w:t>
-            </w:r>
-          </w:p>
-        </w:tc>
-        <w:tc>
-          <w:tcPr>
-            <w:tcW w:type="dxa" w:w="1337"/>
-            <w:tcMar>
-              <w:top w:type="dxa" w:w="40"/>
-              <w:left w:type="dxa" w:w="80"/>
-              <w:bottom w:type="dxa" w:w="40"/>
-              <w:right w:type="dxa" w:w="80"/>
-            </w:tcMar>
-          </w:tcPr>
-          <w:p>
-            <w:pPr>
-              <w:spacing w:after="0"/>
-            </w:pPr>
-            <w:r>
-              <w:t xml:space="preserve">/api/middleware/verify</w:t>
+              <w:t xml:space="preserve">Assessment + study-guide generator</w:t>
+            </w:r>
+          </w:p>
+        </w:tc>
+        <w:tc>
+          <w:tcPr>
+            <w:tcW w:type="dxa" w:w="1337"/>
+            <w:tcMar>
+              <w:top w:type="dxa" w:w="40"/>
+              <w:left w:type="dxa" w:w="80"/>
+              <w:bottom w:type="dxa" w:w="40"/>
+              <w:right w:type="dxa" w:w="80"/>
+            </w:tcMar>
+          </w:tcPr>
+          <w:p>
+            <w:pPr>
+              <w:spacing w:after="0"/>
+            </w:pPr>
+            <w:r>
+              <w:t xml:space="preserve">knowledge</w:t>
+            </w:r>
+          </w:p>
+        </w:tc>
+        <w:tc>
+          <w:tcPr>
+            <w:tcW w:type="dxa" w:w="1337"/>
+            <w:tcMar>
+              <w:top w:type="dxa" w:w="40"/>
+              <w:left w:type="dxa" w:w="80"/>
+              <w:bottom w:type="dxa" w:w="40"/>
+              <w:right w:type="dxa" w:w="80"/>
+            </w:tcMar>
+          </w:tcPr>
+          <w:p>
+            <w:pPr>
+              <w:spacing w:after="0"/>
+            </w:pPr>
+            <w:r>
+              <w:t xml:space="preserve">[081]-[096]</w:t>
+            </w:r>
+          </w:p>
+        </w:tc>
+        <w:tc>
+          <w:tcPr>
+            <w:tcW w:type="dxa" w:w="1337"/>
+            <w:tcMar>
+              <w:top w:type="dxa" w:w="40"/>
+              <w:left w:type="dxa" w:w="80"/>
+              <w:bottom w:type="dxa" w:w="40"/>
+              <w:right w:type="dxa" w:w="80"/>
+            </w:tcMar>
+          </w:tcPr>
+          <w:p>
+            <w:pPr>
+              <w:spacing w:after="0"/>
+            </w:pPr>
+            <w:r>
+              <w:t xml:space="preserve">qb_assess</w:t>
+            </w:r>
+          </w:p>
+        </w:tc>
+        <w:tc>
+          <w:tcPr>
+            <w:tcW w:type="dxa" w:w="1337"/>
+            <w:tcMar>
+              <w:top w:type="dxa" w:w="40"/>
+              <w:left w:type="dxa" w:w="80"/>
+              <w:bottom w:type="dxa" w:w="40"/>
+              <w:right w:type="dxa" w:w="80"/>
+            </w:tcMar>
+          </w:tcPr>
+          <w:p>
+            <w:pPr>
+              <w:spacing w:after="0"/>
+            </w:pPr>
+            <w:r>
+              <w:t xml:space="preserve">/api/assess</w:t>
             </w:r>
           </w:p>
         </w:tc>
@@ -3712,7 +3722,7 @@
               <w:spacing w:after="0"/>
             </w:pPr>
             <w:r>
-              <w:t xml:space="preserve">Webhook registry (deployment)</w:t>
+              <w:t xml:space="preserve">Licensing &amp; rights gate</w:t>
             </w:r>
           </w:p>
         </w:tc>
@@ -3750,45 +3760,45 @@
               <w:spacing w:after="0"/>
             </w:pPr>
             <w:r>
-              <w:t xml:space="preserve">[177]</w:t>
-            </w:r>
-          </w:p>
-        </w:tc>
-        <w:tc>
-          <w:tcPr>
-            <w:tcW w:type="dxa" w:w="1337"/>
-            <w:tcMar>
-              <w:top w:type="dxa" w:w="40"/>
-              <w:left w:type="dxa" w:w="80"/>
-              <w:bottom w:type="dxa" w:w="40"/>
-              <w:right w:type="dxa" w:w="80"/>
-            </w:tcMar>
-          </w:tcPr>
-          <w:p>
-            <w:pPr>
-              <w:spacing w:after="0"/>
-            </w:pPr>
-            <w:r>
-              <w:t xml:space="preserve">qb_api</w:t>
-            </w:r>
-          </w:p>
-        </w:tc>
-        <w:tc>
-          <w:tcPr>
-            <w:tcW w:type="dxa" w:w="1337"/>
-            <w:tcMar>
-              <w:top w:type="dxa" w:w="40"/>
-              <w:left w:type="dxa" w:w="80"/>
-              <w:bottom w:type="dxa" w:w="40"/>
-              <w:right w:type="dxa" w:w="80"/>
-            </w:tcMar>
-          </w:tcPr>
-          <w:p>
-            <w:pPr>
-              <w:spacing w:after="0"/>
-            </w:pPr>
-            <w:r>
-              <w:t xml:space="preserve">/api/webhooks</w:t>
+              <w:t xml:space="preserve">[097]-[108]</w:t>
+            </w:r>
+          </w:p>
+        </w:tc>
+        <w:tc>
+          <w:tcPr>
+            <w:tcW w:type="dxa" w:w="1337"/>
+            <w:tcMar>
+              <w:top w:type="dxa" w:w="40"/>
+              <w:left w:type="dxa" w:w="80"/>
+              <w:bottom w:type="dxa" w:w="40"/>
+              <w:right w:type="dxa" w:w="80"/>
+            </w:tcMar>
+          </w:tcPr>
+          <w:p>
+            <w:pPr>
+              <w:spacing w:after="0"/>
+            </w:pPr>
+            <w:r>
+              <w:t xml:space="preserve">qb_rights</w:t>
+            </w:r>
+          </w:p>
+        </w:tc>
+        <w:tc>
+          <w:tcPr>
+            <w:tcW w:type="dxa" w:w="1337"/>
+            <w:tcMar>
+              <w:top w:type="dxa" w:w="40"/>
+              <w:left w:type="dxa" w:w="80"/>
+              <w:bottom w:type="dxa" w:w="40"/>
+              <w:right w:type="dxa" w:w="80"/>
+            </w:tcMar>
+          </w:tcPr>
+          <w:p>
+            <w:pPr>
+              <w:spacing w:after="0"/>
+            </w:pPr>
+            <w:r>
+              <w:t xml:space="preserve">/api/rights/grant</w:t>
             </w:r>
           </w:p>
         </w:tc>
@@ -3847,102 +3857,102 @@
               <w:spacing w:after="0"/>
             </w:pPr>
             <w:r>
-              <w:t xml:space="preserve">Reasoning / hypothesis / simulation / planner agents</w:t>
-            </w:r>
-          </w:p>
-        </w:tc>
-        <w:tc>
-          <w:tcPr>
-            <w:tcW w:type="dxa" w:w="1337"/>
-            <w:tcMar>
-              <w:top w:type="dxa" w:w="40"/>
-              <w:left w:type="dxa" w:w="80"/>
-              <w:bottom w:type="dxa" w:w="40"/>
-              <w:right w:type="dxa" w:w="80"/>
-            </w:tcMar>
-          </w:tcPr>
-          <w:p>
-            <w:pPr>
-              <w:spacing w:after="0"/>
-            </w:pPr>
-            <w:r>
-              <w:t xml:space="preserve">reasoning</w:t>
-            </w:r>
-          </w:p>
-        </w:tc>
-        <w:tc>
-          <w:tcPr>
-            <w:tcW w:type="dxa" w:w="1337"/>
-            <w:tcMar>
-              <w:top w:type="dxa" w:w="40"/>
-              <w:left w:type="dxa" w:w="80"/>
-              <w:bottom w:type="dxa" w:w="40"/>
-              <w:right w:type="dxa" w:w="80"/>
-            </w:tcMar>
-          </w:tcPr>
-          <w:p>
-            <w:pPr>
-              <w:spacing w:after="0"/>
-            </w:pPr>
-            <w:r>
-              <w:t xml:space="preserve">[186]-[189]</w:t>
-            </w:r>
-          </w:p>
-        </w:tc>
-        <w:tc>
-          <w:tcPr>
-            <w:tcW w:type="dxa" w:w="1337"/>
-            <w:tcMar>
-              <w:top w:type="dxa" w:w="40"/>
-              <w:left w:type="dxa" w:w="80"/>
-              <w:bottom w:type="dxa" w:w="40"/>
-              <w:right w:type="dxa" w:w="80"/>
-            </w:tcMar>
-          </w:tcPr>
-          <w:p>
-            <w:pPr>
-              <w:spacing w:after="0"/>
-            </w:pPr>
-            <w:r>
-              <w:t xml:space="preserve">qb_agents</w:t>
-            </w:r>
-          </w:p>
-        </w:tc>
-        <w:tc>
-          <w:tcPr>
-            <w:tcW w:type="dxa" w:w="1337"/>
-            <w:tcMar>
-              <w:top w:type="dxa" w:w="40"/>
-              <w:left w:type="dxa" w:w="80"/>
-              <w:bottom w:type="dxa" w:w="40"/>
-              <w:right w:type="dxa" w:w="80"/>
-            </w:tcMar>
-          </w:tcPr>
-          <w:p>
-            <w:pPr>
-              <w:spacing w:after="0"/>
-            </w:pPr>
-            <w:r>
-              <w:t xml:space="preserve">/api/agents</w:t>
-            </w:r>
-          </w:p>
-        </w:tc>
-        <w:tc>
-          <w:tcPr>
-            <w:tcW w:type="dxa" w:w="1337"/>
-            <w:tcMar>
-              <w:top w:type="dxa" w:w="40"/>
-              <w:left w:type="dxa" w:w="80"/>
-              <w:bottom w:type="dxa" w:w="40"/>
-              <w:right w:type="dxa" w:w="80"/>
-            </w:tcMar>
-          </w:tcPr>
-          <w:p>
-            <w:pPr>
-              <w:spacing w:after="0"/>
-            </w:pPr>
-            <w:r>
-              <w:t xml:space="preserve">/dashboard</w:t>
+              <w:t xml:space="preserve">Provenance ledger + UIAS (seal/similarity/proof)</w:t>
+            </w:r>
+          </w:p>
+        </w:tc>
+        <w:tc>
+          <w:tcPr>
+            <w:tcW w:type="dxa" w:w="1337"/>
+            <w:tcMar>
+              <w:top w:type="dxa" w:w="40"/>
+              <w:left w:type="dxa" w:w="80"/>
+              <w:bottom w:type="dxa" w:w="40"/>
+              <w:right w:type="dxa" w:w="80"/>
+            </w:tcMar>
+          </w:tcPr>
+          <w:p>
+            <w:pPr>
+              <w:spacing w:after="0"/>
+            </w:pPr>
+            <w:r>
+              <w:t xml:space="preserve">integrity</w:t>
+            </w:r>
+          </w:p>
+        </w:tc>
+        <w:tc>
+          <w:tcPr>
+            <w:tcW w:type="dxa" w:w="1337"/>
+            <w:tcMar>
+              <w:top w:type="dxa" w:w="40"/>
+              <w:left w:type="dxa" w:w="80"/>
+              <w:bottom w:type="dxa" w:w="40"/>
+              <w:right w:type="dxa" w:w="80"/>
+            </w:tcMar>
+          </w:tcPr>
+          <w:p>
+            <w:pPr>
+              <w:spacing w:after="0"/>
+            </w:pPr>
+            <w:r>
+              <w:t xml:space="preserve">[109]-[118],[204]-[209]</w:t>
+            </w:r>
+          </w:p>
+        </w:tc>
+        <w:tc>
+          <w:tcPr>
+            <w:tcW w:type="dxa" w:w="1337"/>
+            <w:tcMar>
+              <w:top w:type="dxa" w:w="40"/>
+              <w:left w:type="dxa" w:w="80"/>
+              <w:bottom w:type="dxa" w:w="40"/>
+              <w:right w:type="dxa" w:w="80"/>
+            </w:tcMar>
+          </w:tcPr>
+          <w:p>
+            <w:pPr>
+              <w:spacing w:after="0"/>
+            </w:pPr>
+            <w:r>
+              <w:t xml:space="preserve">qb_integrity</w:t>
+            </w:r>
+          </w:p>
+        </w:tc>
+        <w:tc>
+          <w:tcPr>
+            <w:tcW w:type="dxa" w:w="1337"/>
+            <w:tcMar>
+              <w:top w:type="dxa" w:w="40"/>
+              <w:left w:type="dxa" w:w="80"/>
+              <w:bottom w:type="dxa" w:w="40"/>
+              <w:right w:type="dxa" w:w="80"/>
+            </w:tcMar>
+          </w:tcPr>
+          <w:p>
+            <w:pPr>
+              <w:spacing w:after="0"/>
+            </w:pPr>
+            <w:r>
+              <w:t xml:space="preserve">/api/integrity/seal</w:t>
+            </w:r>
+          </w:p>
+        </w:tc>
+        <w:tc>
+          <w:tcPr>
+            <w:tcW w:type="dxa" w:w="1337"/>
+            <w:tcMar>
+              <w:top w:type="dxa" w:w="40"/>
+              <w:left w:type="dxa" w:w="80"/>
+              <w:bottom w:type="dxa" w:w="40"/>
+              <w:right w:type="dxa" w:w="80"/>
+            </w:tcMar>
+          </w:tcPr>
+          <w:p>
+            <w:pPr>
+              <w:spacing w:after="0"/>
+            </w:pPr>
+            <w:r>
+              <w:t xml:space="preserve">—</w:t>
             </w:r>
           </w:p>
         </w:tc>
@@ -3982,102 +3992,102 @@
               <w:spacing w:after="0"/>
             </w:pPr>
             <w:r>
-              <w:t xml:space="preserve">Editions (light/medium/full)</w:t>
-            </w:r>
-          </w:p>
-        </w:tc>
-        <w:tc>
-          <w:tcPr>
-            <w:tcW w:type="dxa" w:w="1337"/>
-            <w:tcMar>
-              <w:top w:type="dxa" w:w="40"/>
-              <w:left w:type="dxa" w:w="80"/>
-              <w:bottom w:type="dxa" w:w="40"/>
-              <w:right w:type="dxa" w:w="80"/>
-            </w:tcMar>
-          </w:tcPr>
-          <w:p>
-            <w:pPr>
-              <w:spacing w:after="0"/>
-            </w:pPr>
-            <w:r>
-              <w:t xml:space="preserve">platform</w:t>
-            </w:r>
-          </w:p>
-        </w:tc>
-        <w:tc>
-          <w:tcPr>
-            <w:tcW w:type="dxa" w:w="1337"/>
-            <w:tcMar>
-              <w:top w:type="dxa" w:w="40"/>
-              <w:left w:type="dxa" w:w="80"/>
-              <w:bottom w:type="dxa" w:w="40"/>
-              <w:right w:type="dxa" w:w="80"/>
-            </w:tcMar>
-          </w:tcPr>
-          <w:p>
-            <w:pPr>
-              <w:spacing w:after="0"/>
-            </w:pPr>
-            <w:r>
-              <w:t xml:space="preserve">Two-System Arch.</w:t>
-            </w:r>
-          </w:p>
-        </w:tc>
-        <w:tc>
-          <w:tcPr>
-            <w:tcW w:type="dxa" w:w="1337"/>
-            <w:tcMar>
-              <w:top w:type="dxa" w:w="40"/>
-              <w:left w:type="dxa" w:w="80"/>
-              <w:bottom w:type="dxa" w:w="40"/>
-              <w:right w:type="dxa" w:w="80"/>
-            </w:tcMar>
-          </w:tcPr>
-          <w:p>
-            <w:pPr>
-              <w:spacing w:after="0"/>
-            </w:pPr>
-            <w:r>
-              <w:t xml:space="preserve">qb_editions</w:t>
-            </w:r>
-          </w:p>
-        </w:tc>
-        <w:tc>
-          <w:tcPr>
-            <w:tcW w:type="dxa" w:w="1337"/>
-            <w:tcMar>
-              <w:top w:type="dxa" w:w="40"/>
-              <w:left w:type="dxa" w:w="80"/>
-              <w:bottom w:type="dxa" w:w="40"/>
-              <w:right w:type="dxa" w:w="80"/>
-            </w:tcMar>
-          </w:tcPr>
-          <w:p>
-            <w:pPr>
-              <w:spacing w:after="0"/>
-            </w:pPr>
-            <w:r>
-              <w:t xml:space="preserve">/api/edition</w:t>
-            </w:r>
-          </w:p>
-        </w:tc>
-        <w:tc>
-          <w:tcPr>
-            <w:tcW w:type="dxa" w:w="1337"/>
-            <w:tcMar>
-              <w:top w:type="dxa" w:w="40"/>
-              <w:left w:type="dxa" w:w="80"/>
-              <w:bottom w:type="dxa" w:w="40"/>
-              <w:right w:type="dxa" w:w="80"/>
-            </w:tcMar>
-          </w:tcPr>
-          <w:p>
-            <w:pPr>
-              <w:spacing w:after="0"/>
-            </w:pPr>
-            <w:r>
-              <w:t xml:space="preserve">/</w:t>
+              <w:t xml:space="preserve">Middleware provenance firewall</w:t>
+            </w:r>
+          </w:p>
+        </w:tc>
+        <w:tc>
+          <w:tcPr>
+            <w:tcW w:type="dxa" w:w="1337"/>
+            <w:tcMar>
+              <w:top w:type="dxa" w:w="40"/>
+              <w:left w:type="dxa" w:w="80"/>
+              <w:bottom w:type="dxa" w:w="40"/>
+              <w:right w:type="dxa" w:w="80"/>
+            </w:tcMar>
+          </w:tcPr>
+          <w:p>
+            <w:pPr>
+              <w:spacing w:after="0"/>
+            </w:pPr>
+            <w:r>
+              <w:t xml:space="preserve">integrity</w:t>
+            </w:r>
+          </w:p>
+        </w:tc>
+        <w:tc>
+          <w:tcPr>
+            <w:tcW w:type="dxa" w:w="1337"/>
+            <w:tcMar>
+              <w:top w:type="dxa" w:w="40"/>
+              <w:left w:type="dxa" w:w="80"/>
+              <w:bottom w:type="dxa" w:w="40"/>
+              <w:right w:type="dxa" w:w="80"/>
+            </w:tcMar>
+          </w:tcPr>
+          <w:p>
+            <w:pPr>
+              <w:spacing w:after="0"/>
+            </w:pPr>
+            <w:r>
+              <w:t xml:space="preserve">AI embodiment</w:t>
+            </w:r>
+          </w:p>
+        </w:tc>
+        <w:tc>
+          <w:tcPr>
+            <w:tcW w:type="dxa" w:w="1337"/>
+            <w:tcMar>
+              <w:top w:type="dxa" w:w="40"/>
+              <w:left w:type="dxa" w:w="80"/>
+              <w:bottom w:type="dxa" w:w="40"/>
+              <w:right w:type="dxa" w:w="80"/>
+            </w:tcMar>
+          </w:tcPr>
+          <w:p>
+            <w:pPr>
+              <w:spacing w:after="0"/>
+            </w:pPr>
+            <w:r>
+              <w:t xml:space="preserve">qb_middleware</w:t>
+            </w:r>
+          </w:p>
+        </w:tc>
+        <w:tc>
+          <w:tcPr>
+            <w:tcW w:type="dxa" w:w="1337"/>
+            <w:tcMar>
+              <w:top w:type="dxa" w:w="40"/>
+              <w:left w:type="dxa" w:w="80"/>
+              <w:bottom w:type="dxa" w:w="40"/>
+              <w:right w:type="dxa" w:w="80"/>
+            </w:tcMar>
+          </w:tcPr>
+          <w:p>
+            <w:pPr>
+              <w:spacing w:after="0"/>
+            </w:pPr>
+            <w:r>
+              <w:t xml:space="preserve">/api/middleware/verify</w:t>
+            </w:r>
+          </w:p>
+        </w:tc>
+        <w:tc>
+          <w:tcPr>
+            <w:tcW w:type="dxa" w:w="1337"/>
+            <w:tcMar>
+              <w:top w:type="dxa" w:w="40"/>
+              <w:left w:type="dxa" w:w="80"/>
+              <w:bottom w:type="dxa" w:w="40"/>
+              <w:right w:type="dxa" w:w="80"/>
+            </w:tcMar>
+          </w:tcPr>
+          <w:p>
+            <w:pPr>
+              <w:spacing w:after="0"/>
+            </w:pPr>
+            <w:r>
+              <w:t xml:space="preserve">—</w:t>
             </w:r>
           </w:p>
         </w:tc>
@@ -4117,102 +4127,102 @@
               <w:spacing w:after="0"/>
             </w:pPr>
             <w:r>
-              <w:t xml:space="preserve">Embodiments (chatbot/engine/CLI/library/MCP/middleware/SDK)</w:t>
-            </w:r>
-          </w:p>
-        </w:tc>
-        <w:tc>
-          <w:tcPr>
-            <w:tcW w:type="dxa" w:w="1337"/>
-            <w:tcMar>
-              <w:top w:type="dxa" w:w="40"/>
-              <w:left w:type="dxa" w:w="80"/>
-              <w:bottom w:type="dxa" w:w="40"/>
-              <w:right w:type="dxa" w:w="80"/>
-            </w:tcMar>
-          </w:tcPr>
-          <w:p>
-            <w:pPr>
-              <w:spacing w:after="0"/>
-            </w:pPr>
-            <w:r>
-              <w:t xml:space="preserve">platform</w:t>
-            </w:r>
-          </w:p>
-        </w:tc>
-        <w:tc>
-          <w:tcPr>
-            <w:tcW w:type="dxa" w:w="1337"/>
-            <w:tcMar>
-              <w:top w:type="dxa" w:w="40"/>
-              <w:left w:type="dxa" w:w="80"/>
-              <w:bottom w:type="dxa" w:w="40"/>
-              <w:right w:type="dxa" w:w="80"/>
-            </w:tcMar>
-          </w:tcPr>
-          <w:p>
-            <w:pPr>
-              <w:spacing w:after="0"/>
-            </w:pPr>
-            <w:r>
-              <w:t xml:space="preserve">Two-System Arch.</w:t>
-            </w:r>
-          </w:p>
-        </w:tc>
-        <w:tc>
-          <w:tcPr>
-            <w:tcW w:type="dxa" w:w="1337"/>
-            <w:tcMar>
-              <w:top w:type="dxa" w:w="40"/>
-              <w:left w:type="dxa" w:w="80"/>
-              <w:bottom w:type="dxa" w:w="40"/>
-              <w:right w:type="dxa" w:w="80"/>
-            </w:tcMar>
-          </w:tcPr>
-          <w:p>
-            <w:pPr>
-              <w:spacing w:after="0"/>
-            </w:pPr>
-            <w:r>
-              <w:t xml:space="preserve">qb_embodiment,qb_mcp,qb-client.js</w:t>
-            </w:r>
-          </w:p>
-        </w:tc>
-        <w:tc>
-          <w:tcPr>
-            <w:tcW w:type="dxa" w:w="1337"/>
-            <w:tcMar>
-              <w:top w:type="dxa" w:w="40"/>
-              <w:left w:type="dxa" w:w="80"/>
-              <w:bottom w:type="dxa" w:w="40"/>
-              <w:right w:type="dxa" w:w="80"/>
-            </w:tcMar>
-          </w:tcPr>
-          <w:p>
-            <w:pPr>
-              <w:spacing w:after="0"/>
-            </w:pPr>
-            <w:r>
-              <w:t xml:space="preserve">/api/embodiments</w:t>
-            </w:r>
-          </w:p>
-        </w:tc>
-        <w:tc>
-          <w:tcPr>
-            <w:tcW w:type="dxa" w:w="1337"/>
-            <w:tcMar>
-              <w:top w:type="dxa" w:w="40"/>
-              <w:left w:type="dxa" w:w="80"/>
-              <w:bottom w:type="dxa" w:w="40"/>
-              <w:right w:type="dxa" w:w="80"/>
-            </w:tcMar>
-          </w:tcPr>
-          <w:p>
-            <w:pPr>
-              <w:spacing w:after="0"/>
-            </w:pPr>
-            <w:r>
-              <w:t xml:space="preserve">/</w:t>
+              <w:t xml:space="preserve">Webhook registry (deployment)</w:t>
+            </w:r>
+          </w:p>
+        </w:tc>
+        <w:tc>
+          <w:tcPr>
+            <w:tcW w:type="dxa" w:w="1337"/>
+            <w:tcMar>
+              <w:top w:type="dxa" w:w="40"/>
+              <w:left w:type="dxa" w:w="80"/>
+              <w:bottom w:type="dxa" w:w="40"/>
+              <w:right w:type="dxa" w:w="80"/>
+            </w:tcMar>
+          </w:tcPr>
+          <w:p>
+            <w:pPr>
+              <w:spacing w:after="0"/>
+            </w:pPr>
+            <w:r>
+              <w:t xml:space="preserve">integrity</w:t>
+            </w:r>
+          </w:p>
+        </w:tc>
+        <w:tc>
+          <w:tcPr>
+            <w:tcW w:type="dxa" w:w="1337"/>
+            <w:tcMar>
+              <w:top w:type="dxa" w:w="40"/>
+              <w:left w:type="dxa" w:w="80"/>
+              <w:bottom w:type="dxa" w:w="40"/>
+              <w:right w:type="dxa" w:w="80"/>
+            </w:tcMar>
+          </w:tcPr>
+          <w:p>
+            <w:pPr>
+              <w:spacing w:after="0"/>
+            </w:pPr>
+            <w:r>
+              <w:t xml:space="preserve">[177]</w:t>
+            </w:r>
+          </w:p>
+        </w:tc>
+        <w:tc>
+          <w:tcPr>
+            <w:tcW w:type="dxa" w:w="1337"/>
+            <w:tcMar>
+              <w:top w:type="dxa" w:w="40"/>
+              <w:left w:type="dxa" w:w="80"/>
+              <w:bottom w:type="dxa" w:w="40"/>
+              <w:right w:type="dxa" w:w="80"/>
+            </w:tcMar>
+          </w:tcPr>
+          <w:p>
+            <w:pPr>
+              <w:spacing w:after="0"/>
+            </w:pPr>
+            <w:r>
+              <w:t xml:space="preserve">qb_api</w:t>
+            </w:r>
+          </w:p>
+        </w:tc>
+        <w:tc>
+          <w:tcPr>
+            <w:tcW w:type="dxa" w:w="1337"/>
+            <w:tcMar>
+              <w:top w:type="dxa" w:w="40"/>
+              <w:left w:type="dxa" w:w="80"/>
+              <w:bottom w:type="dxa" w:w="40"/>
+              <w:right w:type="dxa" w:w="80"/>
+            </w:tcMar>
+          </w:tcPr>
+          <w:p>
+            <w:pPr>
+              <w:spacing w:after="0"/>
+            </w:pPr>
+            <w:r>
+              <w:t xml:space="preserve">/api/webhooks</w:t>
+            </w:r>
+          </w:p>
+        </w:tc>
+        <w:tc>
+          <w:tcPr>
+            <w:tcW w:type="dxa" w:w="1337"/>
+            <w:tcMar>
+              <w:top w:type="dxa" w:w="40"/>
+              <w:left w:type="dxa" w:w="80"/>
+              <w:bottom w:type="dxa" w:w="40"/>
+              <w:right w:type="dxa" w:w="80"/>
+            </w:tcMar>
+          </w:tcPr>
+          <w:p>
+            <w:pPr>
+              <w:spacing w:after="0"/>
+            </w:pPr>
+            <w:r>
+              <w:t xml:space="preserve">—</w:t>
             </w:r>
           </w:p>
         </w:tc>
@@ -4252,6 +4262,411 @@
               <w:spacing w:after="0"/>
             </w:pPr>
             <w:r>
+              <w:t xml:space="preserve">Reasoning / hypothesis / simulation / planner agents</w:t>
+            </w:r>
+          </w:p>
+        </w:tc>
+        <w:tc>
+          <w:tcPr>
+            <w:tcW w:type="dxa" w:w="1337"/>
+            <w:tcMar>
+              <w:top w:type="dxa" w:w="40"/>
+              <w:left w:type="dxa" w:w="80"/>
+              <w:bottom w:type="dxa" w:w="40"/>
+              <w:right w:type="dxa" w:w="80"/>
+            </w:tcMar>
+          </w:tcPr>
+          <w:p>
+            <w:pPr>
+              <w:spacing w:after="0"/>
+            </w:pPr>
+            <w:r>
+              <w:t xml:space="preserve">reasoning</w:t>
+            </w:r>
+          </w:p>
+        </w:tc>
+        <w:tc>
+          <w:tcPr>
+            <w:tcW w:type="dxa" w:w="1337"/>
+            <w:tcMar>
+              <w:top w:type="dxa" w:w="40"/>
+              <w:left w:type="dxa" w:w="80"/>
+              <w:bottom w:type="dxa" w:w="40"/>
+              <w:right w:type="dxa" w:w="80"/>
+            </w:tcMar>
+          </w:tcPr>
+          <w:p>
+            <w:pPr>
+              <w:spacing w:after="0"/>
+            </w:pPr>
+            <w:r>
+              <w:t xml:space="preserve">[186]-[189]</w:t>
+            </w:r>
+          </w:p>
+        </w:tc>
+        <w:tc>
+          <w:tcPr>
+            <w:tcW w:type="dxa" w:w="1337"/>
+            <w:tcMar>
+              <w:top w:type="dxa" w:w="40"/>
+              <w:left w:type="dxa" w:w="80"/>
+              <w:bottom w:type="dxa" w:w="40"/>
+              <w:right w:type="dxa" w:w="80"/>
+            </w:tcMar>
+          </w:tcPr>
+          <w:p>
+            <w:pPr>
+              <w:spacing w:after="0"/>
+            </w:pPr>
+            <w:r>
+              <w:t xml:space="preserve">qb_agents</w:t>
+            </w:r>
+          </w:p>
+        </w:tc>
+        <w:tc>
+          <w:tcPr>
+            <w:tcW w:type="dxa" w:w="1337"/>
+            <w:tcMar>
+              <w:top w:type="dxa" w:w="40"/>
+              <w:left w:type="dxa" w:w="80"/>
+              <w:bottom w:type="dxa" w:w="40"/>
+              <w:right w:type="dxa" w:w="80"/>
+            </w:tcMar>
+          </w:tcPr>
+          <w:p>
+            <w:pPr>
+              <w:spacing w:after="0"/>
+            </w:pPr>
+            <w:r>
+              <w:t xml:space="preserve">/api/agents</w:t>
+            </w:r>
+          </w:p>
+        </w:tc>
+        <w:tc>
+          <w:tcPr>
+            <w:tcW w:type="dxa" w:w="1337"/>
+            <w:tcMar>
+              <w:top w:type="dxa" w:w="40"/>
+              <w:left w:type="dxa" w:w="80"/>
+              <w:bottom w:type="dxa" w:w="40"/>
+              <w:right w:type="dxa" w:w="80"/>
+            </w:tcMar>
+          </w:tcPr>
+          <w:p>
+            <w:pPr>
+              <w:spacing w:after="0"/>
+            </w:pPr>
+            <w:r>
+              <w:t xml:space="preserve">/dashboard</w:t>
+            </w:r>
+          </w:p>
+        </w:tc>
+        <w:tc>
+          <w:tcPr>
+            <w:tcW w:type="dxa" w:w="1338"/>
+            <w:tcMar>
+              <w:top w:type="dxa" w:w="40"/>
+              <w:left w:type="dxa" w:w="80"/>
+              <w:bottom w:type="dxa" w:w="40"/>
+              <w:right w:type="dxa" w:w="80"/>
+            </w:tcMar>
+          </w:tcPr>
+          <w:p>
+            <w:pPr>
+              <w:spacing w:after="0"/>
+            </w:pPr>
+            <w:r>
+              <w:t xml:space="preserve">✅</w:t>
+            </w:r>
+          </w:p>
+        </w:tc>
+      </w:tr>
+      <w:tr>
+        <w:tc>
+          <w:tcPr>
+            <w:tcW w:type="dxa" w:w="1337"/>
+            <w:tcMar>
+              <w:top w:type="dxa" w:w="40"/>
+              <w:left w:type="dxa" w:w="80"/>
+              <w:bottom w:type="dxa" w:w="40"/>
+              <w:right w:type="dxa" w:w="80"/>
+            </w:tcMar>
+          </w:tcPr>
+          <w:p>
+            <w:pPr>
+              <w:spacing w:after="0"/>
+            </w:pPr>
+            <w:r>
+              <w:t xml:space="preserve">Editions (light/medium/full)</w:t>
+            </w:r>
+          </w:p>
+        </w:tc>
+        <w:tc>
+          <w:tcPr>
+            <w:tcW w:type="dxa" w:w="1337"/>
+            <w:tcMar>
+              <w:top w:type="dxa" w:w="40"/>
+              <w:left w:type="dxa" w:w="80"/>
+              <w:bottom w:type="dxa" w:w="40"/>
+              <w:right w:type="dxa" w:w="80"/>
+            </w:tcMar>
+          </w:tcPr>
+          <w:p>
+            <w:pPr>
+              <w:spacing w:after="0"/>
+            </w:pPr>
+            <w:r>
+              <w:t xml:space="preserve">platform</w:t>
+            </w:r>
+          </w:p>
+        </w:tc>
+        <w:tc>
+          <w:tcPr>
+            <w:tcW w:type="dxa" w:w="1337"/>
+            <w:tcMar>
+              <w:top w:type="dxa" w:w="40"/>
+              <w:left w:type="dxa" w:w="80"/>
+              <w:bottom w:type="dxa" w:w="40"/>
+              <w:right w:type="dxa" w:w="80"/>
+            </w:tcMar>
+          </w:tcPr>
+          <w:p>
+            <w:pPr>
+              <w:spacing w:after="0"/>
+            </w:pPr>
+            <w:r>
+              <w:t xml:space="preserve">Two-System Arch.</w:t>
+            </w:r>
+          </w:p>
+        </w:tc>
+        <w:tc>
+          <w:tcPr>
+            <w:tcW w:type="dxa" w:w="1337"/>
+            <w:tcMar>
+              <w:top w:type="dxa" w:w="40"/>
+              <w:left w:type="dxa" w:w="80"/>
+              <w:bottom w:type="dxa" w:w="40"/>
+              <w:right w:type="dxa" w:w="80"/>
+            </w:tcMar>
+          </w:tcPr>
+          <w:p>
+            <w:pPr>
+              <w:spacing w:after="0"/>
+            </w:pPr>
+            <w:r>
+              <w:t xml:space="preserve">qb_editions</w:t>
+            </w:r>
+          </w:p>
+        </w:tc>
+        <w:tc>
+          <w:tcPr>
+            <w:tcW w:type="dxa" w:w="1337"/>
+            <w:tcMar>
+              <w:top w:type="dxa" w:w="40"/>
+              <w:left w:type="dxa" w:w="80"/>
+              <w:bottom w:type="dxa" w:w="40"/>
+              <w:right w:type="dxa" w:w="80"/>
+            </w:tcMar>
+          </w:tcPr>
+          <w:p>
+            <w:pPr>
+              <w:spacing w:after="0"/>
+            </w:pPr>
+            <w:r>
+              <w:t xml:space="preserve">/api/edition</w:t>
+            </w:r>
+          </w:p>
+        </w:tc>
+        <w:tc>
+          <w:tcPr>
+            <w:tcW w:type="dxa" w:w="1337"/>
+            <w:tcMar>
+              <w:top w:type="dxa" w:w="40"/>
+              <w:left w:type="dxa" w:w="80"/>
+              <w:bottom w:type="dxa" w:w="40"/>
+              <w:right w:type="dxa" w:w="80"/>
+            </w:tcMar>
+          </w:tcPr>
+          <w:p>
+            <w:pPr>
+              <w:spacing w:after="0"/>
+            </w:pPr>
+            <w:r>
+              <w:t xml:space="preserve">/</w:t>
+            </w:r>
+          </w:p>
+        </w:tc>
+        <w:tc>
+          <w:tcPr>
+            <w:tcW w:type="dxa" w:w="1338"/>
+            <w:tcMar>
+              <w:top w:type="dxa" w:w="40"/>
+              <w:left w:type="dxa" w:w="80"/>
+              <w:bottom w:type="dxa" w:w="40"/>
+              <w:right w:type="dxa" w:w="80"/>
+            </w:tcMar>
+          </w:tcPr>
+          <w:p>
+            <w:pPr>
+              <w:spacing w:after="0"/>
+            </w:pPr>
+            <w:r>
+              <w:t xml:space="preserve">✅</w:t>
+            </w:r>
+          </w:p>
+        </w:tc>
+      </w:tr>
+      <w:tr>
+        <w:tc>
+          <w:tcPr>
+            <w:tcW w:type="dxa" w:w="1337"/>
+            <w:tcMar>
+              <w:top w:type="dxa" w:w="40"/>
+              <w:left w:type="dxa" w:w="80"/>
+              <w:bottom w:type="dxa" w:w="40"/>
+              <w:right w:type="dxa" w:w="80"/>
+            </w:tcMar>
+          </w:tcPr>
+          <w:p>
+            <w:pPr>
+              <w:spacing w:after="0"/>
+            </w:pPr>
+            <w:r>
+              <w:t xml:space="preserve">Embodiments (chatbot/engine/CLI/library/MCP/middleware/SDK)</w:t>
+            </w:r>
+          </w:p>
+        </w:tc>
+        <w:tc>
+          <w:tcPr>
+            <w:tcW w:type="dxa" w:w="1337"/>
+            <w:tcMar>
+              <w:top w:type="dxa" w:w="40"/>
+              <w:left w:type="dxa" w:w="80"/>
+              <w:bottom w:type="dxa" w:w="40"/>
+              <w:right w:type="dxa" w:w="80"/>
+            </w:tcMar>
+          </w:tcPr>
+          <w:p>
+            <w:pPr>
+              <w:spacing w:after="0"/>
+            </w:pPr>
+            <w:r>
+              <w:t xml:space="preserve">platform</w:t>
+            </w:r>
+          </w:p>
+        </w:tc>
+        <w:tc>
+          <w:tcPr>
+            <w:tcW w:type="dxa" w:w="1337"/>
+            <w:tcMar>
+              <w:top w:type="dxa" w:w="40"/>
+              <w:left w:type="dxa" w:w="80"/>
+              <w:bottom w:type="dxa" w:w="40"/>
+              <w:right w:type="dxa" w:w="80"/>
+            </w:tcMar>
+          </w:tcPr>
+          <w:p>
+            <w:pPr>
+              <w:spacing w:after="0"/>
+            </w:pPr>
+            <w:r>
+              <w:t xml:space="preserve">Two-System Arch.</w:t>
+            </w:r>
+          </w:p>
+        </w:tc>
+        <w:tc>
+          <w:tcPr>
+            <w:tcW w:type="dxa" w:w="1337"/>
+            <w:tcMar>
+              <w:top w:type="dxa" w:w="40"/>
+              <w:left w:type="dxa" w:w="80"/>
+              <w:bottom w:type="dxa" w:w="40"/>
+              <w:right w:type="dxa" w:w="80"/>
+            </w:tcMar>
+          </w:tcPr>
+          <w:p>
+            <w:pPr>
+              <w:spacing w:after="0"/>
+            </w:pPr>
+            <w:r>
+              <w:t xml:space="preserve">qb_embodiment,qb_mcp,qb-client.js</w:t>
+            </w:r>
+          </w:p>
+        </w:tc>
+        <w:tc>
+          <w:tcPr>
+            <w:tcW w:type="dxa" w:w="1337"/>
+            <w:tcMar>
+              <w:top w:type="dxa" w:w="40"/>
+              <w:left w:type="dxa" w:w="80"/>
+              <w:bottom w:type="dxa" w:w="40"/>
+              <w:right w:type="dxa" w:w="80"/>
+            </w:tcMar>
+          </w:tcPr>
+          <w:p>
+            <w:pPr>
+              <w:spacing w:after="0"/>
+            </w:pPr>
+            <w:r>
+              <w:t xml:space="preserve">/api/embodiments</w:t>
+            </w:r>
+          </w:p>
+        </w:tc>
+        <w:tc>
+          <w:tcPr>
+            <w:tcW w:type="dxa" w:w="1337"/>
+            <w:tcMar>
+              <w:top w:type="dxa" w:w="40"/>
+              <w:left w:type="dxa" w:w="80"/>
+              <w:bottom w:type="dxa" w:w="40"/>
+              <w:right w:type="dxa" w:w="80"/>
+            </w:tcMar>
+          </w:tcPr>
+          <w:p>
+            <w:pPr>
+              <w:spacing w:after="0"/>
+            </w:pPr>
+            <w:r>
+              <w:t xml:space="preserve">/</w:t>
+            </w:r>
+          </w:p>
+        </w:tc>
+        <w:tc>
+          <w:tcPr>
+            <w:tcW w:type="dxa" w:w="1338"/>
+            <w:tcMar>
+              <w:top w:type="dxa" w:w="40"/>
+              <w:left w:type="dxa" w:w="80"/>
+              <w:bottom w:type="dxa" w:w="40"/>
+              <w:right w:type="dxa" w:w="80"/>
+            </w:tcMar>
+          </w:tcPr>
+          <w:p>
+            <w:pPr>
+              <w:spacing w:after="0"/>
+            </w:pPr>
+            <w:r>
+              <w:t xml:space="preserve">✅</w:t>
+            </w:r>
+          </w:p>
+        </w:tc>
+      </w:tr>
+      <w:tr>
+        <w:tc>
+          <w:tcPr>
+            <w:tcW w:type="dxa" w:w="1337"/>
+            <w:tcMar>
+              <w:top w:type="dxa" w:w="40"/>
+              <w:left w:type="dxa" w:w="80"/>
+              <w:bottom w:type="dxa" w:w="40"/>
+              <w:right w:type="dxa" w:w="80"/>
+            </w:tcMar>
+          </w:tcPr>
+          <w:p>
+            <w:pPr>
+              <w:spacing w:after="0"/>
+            </w:pPr>
+            <w:r>
               <w:t xml:space="preserve">Two-system home (Ingestion</w:t>
             </w:r>
           </w:p>
@@ -4367,6 +4782,141 @@
             </w:pPr>
             <w:r>
               <w:t xml:space="preserve">/</w:t>
+            </w:r>
+          </w:p>
+        </w:tc>
+      </w:tr>
+      <w:tr>
+        <w:tc>
+          <w:tcPr>
+            <w:tcW w:type="dxa" w:w="1337"/>
+            <w:tcMar>
+              <w:top w:type="dxa" w:w="40"/>
+              <w:left w:type="dxa" w:w="80"/>
+              <w:bottom w:type="dxa" w:w="40"/>
+              <w:right w:type="dxa" w:w="80"/>
+            </w:tcMar>
+          </w:tcPr>
+          <w:p>
+            <w:pPr>
+              <w:spacing w:after="0"/>
+            </w:pPr>
+            <w:r>
+              <w:t xml:space="preserve">Multi-tenant SaaS admin (tenants/users/roles/usage/plans)</w:t>
+            </w:r>
+          </w:p>
+        </w:tc>
+        <w:tc>
+          <w:tcPr>
+            <w:tcW w:type="dxa" w:w="1337"/>
+            <w:tcMar>
+              <w:top w:type="dxa" w:w="40"/>
+              <w:left w:type="dxa" w:w="80"/>
+              <w:bottom w:type="dxa" w:w="40"/>
+              <w:right w:type="dxa" w:w="80"/>
+            </w:tcMar>
+          </w:tcPr>
+          <w:p>
+            <w:pPr>
+              <w:spacing w:after="0"/>
+            </w:pPr>
+            <w:r>
+              <w:t xml:space="preserve">platform</w:t>
+            </w:r>
+          </w:p>
+        </w:tc>
+        <w:tc>
+          <w:tcPr>
+            <w:tcW w:type="dxa" w:w="1337"/>
+            <w:tcMar>
+              <w:top w:type="dxa" w:w="40"/>
+              <w:left w:type="dxa" w:w="80"/>
+              <w:bottom w:type="dxa" w:w="40"/>
+              <w:right w:type="dxa" w:w="80"/>
+            </w:tcMar>
+          </w:tcPr>
+          <w:p>
+            <w:pPr>
+              <w:spacing w:after="0"/>
+            </w:pPr>
+            <w:r>
+              <w:t xml:space="preserve">[097]-[108],[173]-[177] (SaaS)</w:t>
+            </w:r>
+          </w:p>
+        </w:tc>
+        <w:tc>
+          <w:tcPr>
+            <w:tcW w:type="dxa" w:w="1337"/>
+            <w:tcMar>
+              <w:top w:type="dxa" w:w="40"/>
+              <w:left w:type="dxa" w:w="80"/>
+              <w:bottom w:type="dxa" w:w="40"/>
+              <w:right w:type="dxa" w:w="80"/>
+            </w:tcMar>
+          </w:tcPr>
+          <w:p>
+            <w:pPr>
+              <w:spacing w:after="0"/>
+            </w:pPr>
+            <w:r>
+              <w:t xml:space="preserve">qb_saas</w:t>
+            </w:r>
+          </w:p>
+        </w:tc>
+        <w:tc>
+          <w:tcPr>
+            <w:tcW w:type="dxa" w:w="1337"/>
+            <w:tcMar>
+              <w:top w:type="dxa" w:w="40"/>
+              <w:left w:type="dxa" w:w="80"/>
+              <w:bottom w:type="dxa" w:w="40"/>
+              <w:right w:type="dxa" w:w="80"/>
+            </w:tcMar>
+          </w:tcPr>
+          <w:p>
+            <w:pPr>
+              <w:spacing w:after="0"/>
+            </w:pPr>
+            <w:r>
+              <w:t xml:space="preserve">/api/saas/tenant</w:t>
+            </w:r>
+          </w:p>
+        </w:tc>
+        <w:tc>
+          <w:tcPr>
+            <w:tcW w:type="dxa" w:w="1337"/>
+            <w:tcMar>
+              <w:top w:type="dxa" w:w="40"/>
+              <w:left w:type="dxa" w:w="80"/>
+              <w:bottom w:type="dxa" w:w="40"/>
+              <w:right w:type="dxa" w:w="80"/>
+            </w:tcMar>
+          </w:tcPr>
+          <w:p>
+            <w:pPr>
+              <w:spacing w:after="0"/>
+            </w:pPr>
+            <w:r>
+              <w:t xml:space="preserve">/admin</w:t>
+            </w:r>
+          </w:p>
+        </w:tc>
+        <w:tc>
+          <w:tcPr>
+            <w:tcW w:type="dxa" w:w="1338"/>
+            <w:tcMar>
+              <w:top w:type="dxa" w:w="40"/>
+              <w:left w:type="dxa" w:w="80"/>
+              <w:bottom w:type="dxa" w:w="40"/>
+              <w:right w:type="dxa" w:w="80"/>
+            </w:tcMar>
+          </w:tcPr>
+          <w:p>
+            <w:pPr>
+              <w:spacing w:after="0"/>
+            </w:pPr>
+            <w:r>
+              <w:t xml:space="preserve">✅</w:t>
             </w:r>
           </w:p>
         </w:tc>
@@ -4383,7 +4933,7 @@
         <w:spacing w:after="90" w:before="220"/>
       </w:pPr>
       <w:r>
-        <w:t xml:space="preserve">Canon sources kept in sync</w:t>
+        <w:t xml:space="preserve">Canon in sync</w:t>
       </w:r>
     </w:p>
     <w:p>
@@ -4396,7 +4946,7 @@
         <w:spacing w:after="40"/>
       </w:pPr>
       <w:r>
-        <w:t xml:space="preserve">Registry: docs/QueryBook-Registry-Updated.txt (living) + QueryBook-Registry.docx (Word) — through [226], count 230.</w:t>
+        <w:t xml:space="preserve">Registry: docs/QueryBook-Registry-Updated.txt + .docx — through [231], count 235.</w:t>
       </w:r>
     </w:p>
     <w:p>
@@ -4409,7 +4959,7 @@
         <w:spacing w:after="40"/>
       </w:pPr>
       <w:r>
-        <w:t xml:space="preserve">Bible: docs/QueryBook-Bible-Updated.html (living) + QueryBook-Bible.docx (Word) — amendments through Scene Reconstructor (2026-10-02).</w:t>
+        <w:t xml:space="preserve">Bible: docs/QueryBook-Bible-Updated.html + .docx — amendment Education &amp; Multi-Tenant SaaS (2026-10-02).</w:t>
       </w:r>
     </w:p>
     <w:p>
@@ -4422,7 +4972,7 @@
         <w:spacing w:after="40"/>
       </w:pPr>
       <w:r>
-        <w:t xml:space="preserve">Design specs (Word): Language &amp; Speech, Translate, LIL, UIAS, PIL, Lecture Query, Dialect Support, Two-System Architecture &amp; Roadmap, Scene Reconstructor.</w:t>
+        <w:t xml:space="preserve">Audit: QueryBook-Prototype-Registry-Audit.xlsx + ...-Checklist.docx (v9.56, Included 100/226).</w:t>
       </w:r>
     </w:p>
     <w:p>
@@ -4435,20 +4985,7 @@
         <w:spacing w:after="40"/>
       </w:pPr>
       <w:r>
-        <w:t xml:space="preserve">Audit: QueryBook-Prototype-Registry-Audit.xlsx + QueryBook-Prototype-Registry-Checklist.docx (v9.55).</w:t>
-      </w:r>
-    </w:p>
-    <w:p>
-      <w:pPr>
-        <w:pStyle w:val="ListParagraph"/>
-        <w:numPr>
-          <w:ilvl w:val="0"/>
-          <w:numId w:val="1"/>
-        </w:numPr>
-        <w:spacing w:after="40"/>
-      </w:pPr>
-      <w:r>
-        <w:t xml:space="preserve">Live manifest: qb_features.py, exposed at GET /api/features and on the Home capability catalog.</w:t>
+        <w:t xml:space="preserve">Live manifest: qb_features.py @ /api/features; Home capability catalog.</w:t>
       </w:r>
     </w:p>
     <w:sectPr>
